--- a/dist/12hz-power-grid/12Hz_Commodity_Steel_Transformers_White_Paper.docx
+++ b/dist/12hz-power-grid/12Hz_Commodity_Steel_Transformers_White_Paper.docx
@@ -112,8 +112,8 @@
       </w:pPr>
       <w:r>
         <w:rPr>
+          <w:bCs/>
           <w:b/>
-          <w:bCs/>
         </w:rPr>
         <w:t xml:space="preserve">Commodity-Steel Transformers at 12 Hz:</w:t>
       </w:r>
@@ -124,8 +124,8 @@
       </w:pPr>
       <w:r>
         <w:rPr>
+          <w:bCs/>
           <w:b/>
-          <w:bCs/>
         </w:rPr>
         <w:t xml:space="preserve">Breaking the GOES Bottleneck</w:t>
       </w:r>
@@ -136,8 +136,8 @@
       </w:pPr>
       <w:r>
         <w:rPr>
+          <w:bCs/>
           <w:b/>
-          <w:bCs/>
         </w:rPr>
         <w:t xml:space="preserve">Using Proven Bahnstrom Principles</w:t>
       </w:r>
@@ -148,8 +148,8 @@
       </w:pPr>
       <w:r>
         <w:rPr>
+          <w:iCs/>
           <w:i/>
-          <w:iCs/>
         </w:rPr>
         <w:t xml:space="preserve">A Technical White Paper on Low-Frequency AC Grid Architecture</w:t>
       </w:r>
@@ -160,8 +160,8 @@
       </w:pPr>
       <w:r>
         <w:rPr>
+          <w:iCs/>
           <w:i/>
-          <w:iCs/>
         </w:rPr>
         <w:t xml:space="preserve">for Rapid Grid Deployment from Domestic Materials</w:t>
       </w:r>
@@ -626,8 +626,8 @@
       </w:pPr>
       <w:r>
         <w:rPr>
+          <w:bCs/>
           <w:b/>
-          <w:bCs/>
         </w:rPr>
         <w:t xml:space="preserve">Phase 0 Pilot (6–7 months, ~$85M):</w:t>
       </w:r>
@@ -644,8 +644,8 @@
       </w:pPr>
       <w:r>
         <w:rPr>
+          <w:bCs/>
           <w:b/>
-          <w:bCs/>
         </w:rPr>
         <w:t xml:space="preserve">National Lab Feasibility Assessment (concurrent, 60 days):</w:t>
       </w:r>
@@ -662,8 +662,8 @@
       </w:pPr>
       <w:r>
         <w:rPr>
+          <w:bCs/>
           <w:b/>
-          <w:bCs/>
         </w:rPr>
         <w:t xml:space="preserve">Full-Scale Deployment:</w:t>
       </w:r>
@@ -753,7 +753,7 @@
 <file path=word/numbering.xml><?xml version="1.0" encoding="utf-8"?>
 <w:numbering xmlns:w="http://schemas.openxmlformats.org/wordprocessingml/2006/main">
   <w:abstractNum w:abstractNumId="990">
-    <w:nsid w:val="0000A990"/>
+    <w:nsid w:val="A990"/>
     <w:multiLevelType w:val="multilevel"/>
     <w:lvl w:ilvl="0">
       <w:numFmt w:val="bullet"/>
@@ -1343,8 +1343,8 @@
     <w:name w:val="KeywordTok"/>
     <w:basedOn w:val="VerbatimChar"/>
     <w:rPr>
+      <w:color w:val="007020"/>
       <w:b/>
-      <w:color w:val="007020"/>
     </w:rPr>
   </w:style>
   <w:style w:type="character" w:customStyle="1" w:styleId="DataTypeTok">
@@ -1421,42 +1421,42 @@
     <w:name w:val="ImportTok"/>
     <w:basedOn w:val="VerbatimChar"/>
     <w:rPr>
+      <w:color w:val="008000"/>
       <w:b/>
-      <w:color w:val="008000"/>
     </w:rPr>
   </w:style>
   <w:style w:type="character" w:customStyle="1" w:styleId="CommentTok">
     <w:name w:val="CommentTok"/>
     <w:basedOn w:val="VerbatimChar"/>
     <w:rPr>
+      <w:color w:val="60a0b0"/>
       <w:i/>
-      <w:color w:val="60a0b0"/>
     </w:rPr>
   </w:style>
   <w:style w:type="character" w:customStyle="1" w:styleId="DocumentationTok">
     <w:name w:val="DocumentationTok"/>
     <w:basedOn w:val="VerbatimChar"/>
     <w:rPr>
+      <w:color w:val="ba2121"/>
       <w:i/>
-      <w:color w:val="ba2121"/>
     </w:rPr>
   </w:style>
   <w:style w:type="character" w:customStyle="1" w:styleId="AnnotationTok">
     <w:name w:val="AnnotationTok"/>
     <w:basedOn w:val="VerbatimChar"/>
     <w:rPr>
+      <w:color w:val="60a0b0"/>
       <w:b/>
       <w:i/>
-      <w:color w:val="60a0b0"/>
     </w:rPr>
   </w:style>
   <w:style w:type="character" w:customStyle="1" w:styleId="CommentVarTok">
     <w:name w:val="CommentVarTok"/>
     <w:basedOn w:val="VerbatimChar"/>
     <w:rPr>
+      <w:color w:val="60a0b0"/>
       <w:b/>
       <w:i/>
-      <w:color w:val="60a0b0"/>
     </w:rPr>
   </w:style>
   <w:style w:type="character" w:customStyle="1" w:styleId="OtherTok">
@@ -1484,8 +1484,8 @@
     <w:name w:val="ControlFlowTok"/>
     <w:basedOn w:val="VerbatimChar"/>
     <w:rPr>
+      <w:color w:val="007020"/>
       <w:b/>
-      <w:color w:val="007020"/>
     </w:rPr>
   </w:style>
   <w:style w:type="character" w:customStyle="1" w:styleId="OperatorTok">
@@ -1530,34 +1530,34 @@
     <w:name w:val="InformationTok"/>
     <w:basedOn w:val="VerbatimChar"/>
     <w:rPr>
+      <w:color w:val="60a0b0"/>
       <w:b/>
       <w:i/>
-      <w:color w:val="60a0b0"/>
     </w:rPr>
   </w:style>
   <w:style w:type="character" w:customStyle="1" w:styleId="WarningTok">
     <w:name w:val="WarningTok"/>
     <w:basedOn w:val="VerbatimChar"/>
     <w:rPr>
+      <w:color w:val="60a0b0"/>
       <w:b/>
       <w:i/>
-      <w:color w:val="60a0b0"/>
     </w:rPr>
   </w:style>
   <w:style w:type="character" w:customStyle="1" w:styleId="AlertTok">
     <w:name w:val="AlertTok"/>
     <w:basedOn w:val="VerbatimChar"/>
     <w:rPr>
+      <w:color w:val="ff0000"/>
       <w:b/>
-      <w:color w:val="ff0000"/>
     </w:rPr>
   </w:style>
   <w:style w:type="character" w:customStyle="1" w:styleId="ErrorTok">
     <w:name w:val="ErrorTok"/>
     <w:basedOn w:val="VerbatimChar"/>
     <w:rPr>
+      <w:color w:val="ff0000"/>
       <w:b/>
-      <w:color w:val="ff0000"/>
     </w:rPr>
   </w:style>
   <w:style w:type="character" w:customStyle="1" w:styleId="NormalTok">

--- a/dist/12hz-power-grid/12Hz_Commodity_Steel_Transformers_White_Paper.docx
+++ b/dist/12hz-power-grid/12Hz_Commodity_Steel_Transformers_White_Paper.docx
@@ -7,55 +7,7 @@
         <w:pStyle w:val="Title"/>
       </w:pPr>
       <w:r>
-        <w:t xml:space="preserve">Commodity-Steel</w:t>
-      </w:r>
-      <w:r>
-        <w:t xml:space="preserve"> </w:t>
-      </w:r>
-      <w:r>
-        <w:t xml:space="preserve">Transformers</w:t>
-      </w:r>
-      <w:r>
-        <w:t xml:space="preserve"> </w:t>
-      </w:r>
-      <w:r>
-        <w:t xml:space="preserve">at</w:t>
-      </w:r>
-      <w:r>
-        <w:t xml:space="preserve"> </w:t>
-      </w:r>
-      <w:r>
-        <w:t xml:space="preserve">12</w:t>
-      </w:r>
-      <w:r>
-        <w:t xml:space="preserve"> </w:t>
-      </w:r>
-      <w:r>
-        <w:t xml:space="preserve">Hz:</w:t>
-      </w:r>
-      <w:r>
-        <w:t xml:space="preserve"> </w:t>
-      </w:r>
-      <w:r>
-        <w:t xml:space="preserve">Breaking</w:t>
-      </w:r>
-      <w:r>
-        <w:t xml:space="preserve"> </w:t>
-      </w:r>
-      <w:r>
-        <w:t xml:space="preserve">the</w:t>
-      </w:r>
-      <w:r>
-        <w:t xml:space="preserve"> </w:t>
-      </w:r>
-      <w:r>
-        <w:t xml:space="preserve">GOES</w:t>
-      </w:r>
-      <w:r>
-        <w:t xml:space="preserve"> </w:t>
-      </w:r>
-      <w:r>
-        <w:t xml:space="preserve">Bottleneck</w:t>
+        <w:t xml:space="preserve">Commodity-Steel Transformers at 12 Hz: Breaking the GOES Bottleneck</w:t>
       </w:r>
     </w:p>
     <w:p>
@@ -63,25 +15,7 @@
         <w:pStyle w:val="Subtitle"/>
       </w:pPr>
       <w:r>
-        <w:t xml:space="preserve">Using</w:t>
-      </w:r>
-      <w:r>
-        <w:t xml:space="preserve"> </w:t>
-      </w:r>
-      <w:r>
-        <w:t xml:space="preserve">Proven</w:t>
-      </w:r>
-      <w:r>
-        <w:t xml:space="preserve"> </w:t>
-      </w:r>
-      <w:r>
-        <w:t xml:space="preserve">Bahnstrom</w:t>
-      </w:r>
-      <w:r>
-        <w:t xml:space="preserve"> </w:t>
-      </w:r>
-      <w:r>
-        <w:t xml:space="preserve">Principles</w:t>
+        <w:t xml:space="preserve">Using Proven Bahnstrom Principles</w:t>
       </w:r>
     </w:p>
     <w:p>
@@ -89,13 +23,7 @@
         <w:pStyle w:val="Author"/>
       </w:pPr>
       <w:r>
-        <w:t xml:space="preserve">David</w:t>
-      </w:r>
-      <w:r>
-        <w:t xml:space="preserve"> </w:t>
-      </w:r>
-      <w:r>
-        <w:t xml:space="preserve">Walther</w:t>
+        <w:t xml:space="preserve">David Walther</w:t>
       </w:r>
     </w:p>
     <w:p>
@@ -112,8 +40,8 @@
       </w:pPr>
       <w:r>
         <w:rPr>
+          <w:b/>
           <w:bCs/>
-          <w:b/>
         </w:rPr>
         <w:t xml:space="preserve">Commodity-Steel Transformers at 12 Hz:</w:t>
       </w:r>
@@ -124,8 +52,8 @@
       </w:pPr>
       <w:r>
         <w:rPr>
+          <w:b/>
           <w:bCs/>
-          <w:b/>
         </w:rPr>
         <w:t xml:space="preserve">Breaking the GOES Bottleneck</w:t>
       </w:r>
@@ -136,8 +64,8 @@
       </w:pPr>
       <w:r>
         <w:rPr>
+          <w:b/>
           <w:bCs/>
-          <w:b/>
         </w:rPr>
         <w:t xml:space="preserve">Using Proven Bahnstrom Principles</w:t>
       </w:r>
@@ -148,8 +76,8 @@
       </w:pPr>
       <w:r>
         <w:rPr>
+          <w:i/>
           <w:iCs/>
-          <w:i/>
         </w:rPr>
         <w:t xml:space="preserve">A Technical White Paper on Low-Frequency AC Grid Architecture</w:t>
       </w:r>
@@ -160,8 +88,8 @@
       </w:pPr>
       <w:r>
         <w:rPr>
+          <w:i/>
           <w:iCs/>
-          <w:i/>
         </w:rPr>
         <w:t xml:space="preserve">for Rapid Grid Deployment from Domestic Materials</w:t>
       </w:r>
@@ -361,13 +289,7 @@
         <w:t xml:space="preserve"> </w:t>
       </w:r>
       <w:r>
-        <w:t xml:space="preserve">“</w:t>
-      </w:r>
-      <w:r>
-        <w:t xml:space="preserve">last mile</w:t>
-      </w:r>
-      <w:r>
-        <w:t xml:space="preserve">”</w:t>
+        <w:t xml:space="preserve">“last mile”</w:t>
       </w:r>
       <w:r>
         <w:t xml:space="preserve"> </w:t>
@@ -499,13 +421,7 @@
         <w:t xml:space="preserve"> </w:t>
       </w:r>
       <w:r>
-        <w:t xml:space="preserve">“</w:t>
-      </w:r>
-      <w:r>
-        <w:t xml:space="preserve">flag day</w:t>
-      </w:r>
-      <w:r>
-        <w:t xml:space="preserve">”</w:t>
+        <w:t xml:space="preserve">“flag day”</w:t>
       </w:r>
       <w:r>
         <w:t xml:space="preserve"> </w:t>
@@ -517,13 +433,7 @@
         <w:t xml:space="preserve"> </w:t>
       </w:r>
       <w:r>
-        <w:t xml:space="preserve">“</w:t>
-      </w:r>
-      <w:r>
-        <w:t xml:space="preserve">convert a bit at a time</w:t>
-      </w:r>
-      <w:r>
-        <w:t xml:space="preserve">”</w:t>
+        <w:t xml:space="preserve">“convert a bit at a time”</w:t>
       </w:r>
       <w:r>
         <w:t xml:space="preserve"> </w:t>
@@ -626,8 +536,8 @@
       </w:pPr>
       <w:r>
         <w:rPr>
+          <w:b/>
           <w:bCs/>
-          <w:b/>
         </w:rPr>
         <w:t xml:space="preserve">Phase 0 Pilot (6–7 months, ~$85M):</w:t>
       </w:r>
@@ -644,8 +554,8 @@
       </w:pPr>
       <w:r>
         <w:rPr>
+          <w:b/>
           <w:bCs/>
-          <w:b/>
         </w:rPr>
         <w:t xml:space="preserve">National Lab Feasibility Assessment (concurrent, 60 days):</w:t>
       </w:r>
@@ -662,8 +572,8 @@
       </w:pPr>
       <w:r>
         <w:rPr>
+          <w:b/>
           <w:bCs/>
-          <w:b/>
         </w:rPr>
         <w:t xml:space="preserve">Full-Scale Deployment:</w:t>
       </w:r>
@@ -753,14 +663,14 @@
 <file path=word/numbering.xml><?xml version="1.0" encoding="utf-8"?>
 <w:numbering xmlns:w="http://schemas.openxmlformats.org/wordprocessingml/2006/main">
   <w:abstractNum w:abstractNumId="990">
-    <w:nsid w:val="A990"/>
+    <w:nsid w:val="0000A990"/>
     <w:multiLevelType w:val="multilevel"/>
     <w:lvl w:ilvl="0">
       <w:numFmt w:val="bullet"/>
       <w:lvlText w:val=" "/>
       <w:lvlJc w:val="left"/>
       <w:pPr>
-        <w:ind w:left="720" w:hanging="480"/>
+        <w:ind w:left="720" w:hanging="360"/>
       </w:pPr>
     </w:lvl>
     <w:lvl w:ilvl="1">
@@ -768,7 +678,7 @@
       <w:lvlText w:val=" "/>
       <w:lvlJc w:val="left"/>
       <w:pPr>
-        <w:ind w:left="1440" w:hanging="480"/>
+        <w:ind w:left="1440" w:hanging="360"/>
       </w:pPr>
     </w:lvl>
     <w:lvl w:ilvl="2">
@@ -776,7 +686,7 @@
       <w:lvlText w:val=" "/>
       <w:lvlJc w:val="left"/>
       <w:pPr>
-        <w:ind w:left="2160" w:hanging="480"/>
+        <w:ind w:left="2160" w:hanging="360"/>
       </w:pPr>
     </w:lvl>
     <w:lvl w:ilvl="3">
@@ -784,7 +694,7 @@
       <w:lvlText w:val=" "/>
       <w:lvlJc w:val="left"/>
       <w:pPr>
-        <w:ind w:left="2880" w:hanging="480"/>
+        <w:ind w:left="2880" w:hanging="360"/>
       </w:pPr>
     </w:lvl>
     <w:lvl w:ilvl="4">
@@ -792,7 +702,7 @@
       <w:lvlText w:val=" "/>
       <w:lvlJc w:val="left"/>
       <w:pPr>
-        <w:ind w:left="3600" w:hanging="480"/>
+        <w:ind w:left="3600" w:hanging="360"/>
       </w:pPr>
     </w:lvl>
     <w:lvl w:ilvl="5">
@@ -800,7 +710,7 @@
       <w:lvlText w:val=" "/>
       <w:lvlJc w:val="left"/>
       <w:pPr>
-        <w:ind w:left="4320" w:hanging="480"/>
+        <w:ind w:left="4320" w:hanging="360"/>
       </w:pPr>
     </w:lvl>
     <w:lvl w:ilvl="6">
@@ -808,7 +718,7 @@
       <w:lvlText w:val=" "/>
       <w:lvlJc w:val="left"/>
       <w:pPr>
-        <w:ind w:left="5040" w:hanging="480"/>
+        <w:ind w:left="5040" w:hanging="360"/>
       </w:pPr>
     </w:lvl>
     <w:lvl w:ilvl="7">
@@ -816,7 +726,7 @@
       <w:lvlText w:val=" "/>
       <w:lvlJc w:val="left"/>
       <w:pPr>
-        <w:ind w:left="5760" w:hanging="480"/>
+        <w:ind w:left="5760" w:hanging="360"/>
       </w:pPr>
     </w:lvl>
     <w:lvl w:ilvl="8">
@@ -824,7 +734,7 @@
       <w:lvlText w:val=" "/>
       <w:lvlJc w:val="left"/>
       <w:pPr>
-        <w:ind w:left="6480" w:hanging="480"/>
+        <w:ind w:left="6480" w:hanging="360"/>
       </w:pPr>
     </w:lvl>
   </w:abstractNum>
@@ -1343,8 +1253,8 @@
     <w:name w:val="KeywordTok"/>
     <w:basedOn w:val="VerbatimChar"/>
     <w:rPr>
+      <w:b/>
       <w:color w:val="007020"/>
-      <w:b/>
     </w:rPr>
   </w:style>
   <w:style w:type="character" w:customStyle="1" w:styleId="DataTypeTok">
@@ -1421,42 +1331,42 @@
     <w:name w:val="ImportTok"/>
     <w:basedOn w:val="VerbatimChar"/>
     <w:rPr>
+      <w:b/>
       <w:color w:val="008000"/>
-      <w:b/>
     </w:rPr>
   </w:style>
   <w:style w:type="character" w:customStyle="1" w:styleId="CommentTok">
     <w:name w:val="CommentTok"/>
     <w:basedOn w:val="VerbatimChar"/>
     <w:rPr>
+      <w:i/>
       <w:color w:val="60a0b0"/>
-      <w:i/>
     </w:rPr>
   </w:style>
   <w:style w:type="character" w:customStyle="1" w:styleId="DocumentationTok">
     <w:name w:val="DocumentationTok"/>
     <w:basedOn w:val="VerbatimChar"/>
     <w:rPr>
+      <w:i/>
       <w:color w:val="ba2121"/>
-      <w:i/>
     </w:rPr>
   </w:style>
   <w:style w:type="character" w:customStyle="1" w:styleId="AnnotationTok">
     <w:name w:val="AnnotationTok"/>
     <w:basedOn w:val="VerbatimChar"/>
     <w:rPr>
-      <w:color w:val="60a0b0"/>
       <w:b/>
       <w:i/>
+      <w:color w:val="60a0b0"/>
     </w:rPr>
   </w:style>
   <w:style w:type="character" w:customStyle="1" w:styleId="CommentVarTok">
     <w:name w:val="CommentVarTok"/>
     <w:basedOn w:val="VerbatimChar"/>
     <w:rPr>
-      <w:color w:val="60a0b0"/>
       <w:b/>
       <w:i/>
+      <w:color w:val="60a0b0"/>
     </w:rPr>
   </w:style>
   <w:style w:type="character" w:customStyle="1" w:styleId="OtherTok">
@@ -1484,8 +1394,8 @@
     <w:name w:val="ControlFlowTok"/>
     <w:basedOn w:val="VerbatimChar"/>
     <w:rPr>
+      <w:b/>
       <w:color w:val="007020"/>
-      <w:b/>
     </w:rPr>
   </w:style>
   <w:style w:type="character" w:customStyle="1" w:styleId="OperatorTok">
@@ -1530,34 +1440,34 @@
     <w:name w:val="InformationTok"/>
     <w:basedOn w:val="VerbatimChar"/>
     <w:rPr>
-      <w:color w:val="60a0b0"/>
       <w:b/>
       <w:i/>
+      <w:color w:val="60a0b0"/>
     </w:rPr>
   </w:style>
   <w:style w:type="character" w:customStyle="1" w:styleId="WarningTok">
     <w:name w:val="WarningTok"/>
     <w:basedOn w:val="VerbatimChar"/>
     <w:rPr>
-      <w:color w:val="60a0b0"/>
       <w:b/>
       <w:i/>
+      <w:color w:val="60a0b0"/>
     </w:rPr>
   </w:style>
   <w:style w:type="character" w:customStyle="1" w:styleId="AlertTok">
     <w:name w:val="AlertTok"/>
     <w:basedOn w:val="VerbatimChar"/>
     <w:rPr>
+      <w:b/>
       <w:color w:val="ff0000"/>
-      <w:b/>
     </w:rPr>
   </w:style>
   <w:style w:type="character" w:customStyle="1" w:styleId="ErrorTok">
     <w:name w:val="ErrorTok"/>
     <w:basedOn w:val="VerbatimChar"/>
     <w:rPr>
+      <w:b/>
       <w:color w:val="ff0000"/>
-      <w:b/>
     </w:rPr>
   </w:style>
   <w:style w:type="character" w:customStyle="1" w:styleId="NormalTok">
